--- a/Semester_2/Vennilay/Informatics/PR_1/Reports/Практическая работа №3.docx
+++ b/Semester_2/Vennilay/Informatics/PR_1/Reports/Практическая работа №3.docx
@@ -5495,7 +5495,7 @@
                   <a:graphicData uri="http://schemas.openxmlformats.org/drawingml/2006/picture">
                     <pic:pic xmlns:pic="http://schemas.openxmlformats.org/drawingml/2006/picture">
                       <pic:nvPicPr>
-                        <pic:cNvPr id="81982779" name=""/>
+                        <pic:cNvPr id="1132018175" name=""/>
                         <pic:cNvPicPr>
                           <a:picLocks noChangeAspect="1"/>
                         </pic:cNvPicPr>
@@ -5508,7 +5508,7 @@
                       <pic:spPr bwMode="auto">
                         <a:xfrm>
                           <a:off x="0" y="0"/>
-                          <a:ext cx="5505449" cy="828675"/>
+                          <a:ext cx="5505448" cy="828675"/>
                         </a:xfrm>
                         <a:prstGeom prst="rect">
                           <a:avLst/>
@@ -5548,6 +5548,23 @@
             </w:pict>
           </mc:Fallback>
         </mc:AlternateContent>
+      </w:r>
+      <w:r>
+        <w:rPr>
+          <w:rFonts w:ascii="Times New Roman" w:hAnsi="Times New Roman" w:eastAsia="Times New Roman" w:cs="Times New Roman"/>
+          <w:sz w:val="28"/>
+          <w:szCs w:val="28"/>
+          <w:highlight w:val="none"/>
+          <w:lang w:val="en-US"/>
+          <w14:ligatures w14:val="none"/>
+        </w:rPr>
+      </w:r>
+      <w:r>
+        <w:rPr>
+          <w:rFonts w:ascii="Times New Roman" w:hAnsi="Times New Roman" w:eastAsia="Times New Roman" w:cs="Times New Roman"/>
+          <w:sz w:val="28"/>
+          <w:szCs w:val="28"/>
+        </w:rPr>
       </w:r>
       <w:r>
         <w:rPr>
